--- a/PPTs/Lecture 11 Exercises ANS.docx
+++ b/PPTs/Lecture 11 Exercises ANS.docx
@@ -155,16 +155,7 @@
           <w:sz w:val="34"/>
           <w:szCs w:val="34"/>
         </w:rPr>
-        <w:t xml:space="preserve">Exercises </w:t>
-      </w:r>
-      <w:r>
-        <w:rPr>
-          <w:rFonts w:ascii="Cambria" w:eastAsia="Cambria" w:hAnsi="Cambria" w:cs="Cambria"/>
-          <w:w w:val="110"/>
-          <w:sz w:val="34"/>
-          <w:szCs w:val="34"/>
-        </w:rPr>
-        <w:t>ANS</w:t>
+        <w:t>Exercises ANS</w:t>
       </w:r>
       <w:r>
         <w:rPr>
@@ -270,7 +261,7 @@
         <w:ind w:left="435"/>
       </w:pPr>
       <w:r>
-        <w:t>Consider a sender sending 1000 B of data to a receiver over TCP. The sender sends packets of 100B, the window size is 300B, and the ISN is 99 (so D100 is the first packet sent, then D200, and so on).</w:t>
+        <w:t>Consider a sender sending 1000B of data to a receiver over TCP. The sender sends packets of 100B, the window size is 300B, and the ISN is 99 (so D100 is the first packet sent, then D200, and so on).</w:t>
       </w:r>
     </w:p>
     <w:p>
@@ -281,17 +272,23 @@
       <w:r>
         <w:t>Remember, TCP uses a sliding window and retransmits the packet containing the next expected byte on a timeout or, if TCP Fast Retransmit is enabled, when three duplicate acks are received. Assume here that TCP Fast Retransmit is not enabled.</w:t>
       </w:r>
+      <w:r>
+        <w:t xml:space="preserve"> </w:t>
+      </w:r>
+      <w:r>
+        <w:t xml:space="preserve">The initial transmission of packets D200 and </w:t>
+      </w:r>
+      <w:proofErr w:type="gramStart"/>
+      <w:r>
+        <w:t>D700 get</w:t>
+      </w:r>
+      <w:proofErr w:type="gramEnd"/>
+      <w:r>
+        <w:t xml:space="preserve"> dropped.</w:t>
+      </w:r>
     </w:p>
     <w:p>
       <w:pPr>
-        <w:ind w:left="435"/>
-      </w:pPr>
-      <w:r>
-        <w:t>The link is flaky! The initial transmission of packets D200 and D700 get dropped.</w:t>
-      </w:r>
-    </w:p>
-    <w:p>
-      <w:pPr>
         <w:spacing w:after="0"/>
         <w:ind w:left="440" w:hanging="440"/>
       </w:pPr>
@@ -302,7 +299,15 @@
         <w:t xml:space="preserve">1.1 </w:t>
       </w:r>
       <w:r>
-        <w:t>Fill in the below table with all packets sent by the sender until the receiver has received all packets and the sender knows that. For simplicity, assume that packets (data and ACKs) arrive in order. You may or may not need to fill in all lines.</w:t>
+        <w:t xml:space="preserve">Fill in the </w:t>
+      </w:r>
+      <w:proofErr w:type="gramStart"/>
+      <w:r>
+        <w:t>below table</w:t>
+      </w:r>
+      <w:proofErr w:type="gramEnd"/>
+      <w:r>
+        <w:t xml:space="preserve"> with all packets sent by the sender until the receiver has received all packets and the sender knows that. For simplicity, assume that packets (data and ACKs) arrive in order. You may or may not need to fill in all lines.</w:t>
       </w:r>
     </w:p>
     <w:tbl>
@@ -2010,7 +2015,21 @@
         <w:rPr>
           <w:color w:val="0074D8"/>
         </w:rPr>
-        <w:t>Note that we have 2*RTT for 5-7 – not 3*RTT. Because D500 and D600 are sent at practically the same time, it takes  1 RTT from when we send D500 until we receive A700.</w:t>
+        <w:t xml:space="preserve">Note that we have 2*RTT for 5-7 – not 3*RTT. Because D500 and D600 are sent at practically the same time, it </w:t>
+      </w:r>
+      <w:proofErr w:type="gramStart"/>
+      <w:r>
+        <w:rPr>
+          <w:color w:val="0074D8"/>
+        </w:rPr>
+        <w:t>takes  1</w:t>
+      </w:r>
+      <w:proofErr w:type="gramEnd"/>
+      <w:r>
+        <w:rPr>
+          <w:color w:val="0074D8"/>
+        </w:rPr>
+        <w:t xml:space="preserve"> RTT from when we send D500 until we receive A700.</w:t>
       </w:r>
     </w:p>
     <w:p>
@@ -2081,7 +2100,21 @@
         <w:rPr>
           <w:color w:val="0074D8"/>
         </w:rPr>
-        <w:t>The ACK as part of the TCP handshake will be 20, because the receiver is ACKing having received the ISN. After that, the first ACK for real data sent by the sender will be 1240, which is the MSS (1220, calculated in the last problem) + the current sequence number, which is 20. The last ACK will be 12220, which is the next sequence number after all data is sent, 12200 + ISN = 12200 + 20 = 12220.</w:t>
+        <w:t xml:space="preserve">The ACK as part of the TCP handshake will be 20, because the receiver is </w:t>
+      </w:r>
+      <w:proofErr w:type="spellStart"/>
+      <w:r>
+        <w:rPr>
+          <w:color w:val="0074D8"/>
+        </w:rPr>
+        <w:t>ACKing</w:t>
+      </w:r>
+      <w:proofErr w:type="spellEnd"/>
+      <w:r>
+        <w:rPr>
+          <w:color w:val="0074D8"/>
+        </w:rPr>
+        <w:t xml:space="preserve"> having received the ISN. After that, the first ACK for real data sent by the sender will be 1240, which is the MSS (1220, calculated in the last problem) + the current sequence number, which is 20. The last ACK will be 12220, which is the next sequence number after all data is sent, 12200 + ISN = 12200 + 20 = 12220.</w:t>
       </w:r>
     </w:p>
     <w:p>
@@ -2096,7 +2129,47 @@
         <w:t xml:space="preserve">2.3 </w:t>
       </w:r>
       <w:r>
-        <w:t>TCP senders compute their retransmission timeout (Estimated_Timeout, RTO) using exponentiallyweighted moving averages of measured round-trip times (Estimated_RTT) and the deviations of those RTT measurements (Estimated_Deviation). Every time a new ACK is received, the sampled RTT of that specific ACK (Sampled_RTT) is used to perform an online update, by making the following three calculations in order (where 𝛼, 𝛽, and 𝜅 are fixed TCP parameters):</w:t>
+        <w:t>TCP senders compute their retransmission timeout (</w:t>
+      </w:r>
+      <w:proofErr w:type="spellStart"/>
+      <w:r>
+        <w:t>Estimated_Timeout</w:t>
+      </w:r>
+      <w:proofErr w:type="spellEnd"/>
+      <w:r>
+        <w:t xml:space="preserve">, RTO) using </w:t>
+      </w:r>
+      <w:proofErr w:type="spellStart"/>
+      <w:r>
+        <w:t>exponentiallyweighted</w:t>
+      </w:r>
+      <w:proofErr w:type="spellEnd"/>
+      <w:r>
+        <w:t xml:space="preserve"> moving averages of measured round-trip times (</w:t>
+      </w:r>
+      <w:proofErr w:type="spellStart"/>
+      <w:r>
+        <w:t>Estimated_RTT</w:t>
+      </w:r>
+      <w:proofErr w:type="spellEnd"/>
+      <w:r>
+        <w:t>) and the deviations of those RTT measurements (</w:t>
+      </w:r>
+      <w:proofErr w:type="spellStart"/>
+      <w:r>
+        <w:t>Estimated_Deviation</w:t>
+      </w:r>
+      <w:proofErr w:type="spellEnd"/>
+      <w:r>
+        <w:t>). Every time a new ACK is received, the sampled RTT of that specific ACK (</w:t>
+      </w:r>
+      <w:proofErr w:type="spellStart"/>
+      <w:r>
+        <w:t>Sampled_RTT</w:t>
+      </w:r>
+      <w:proofErr w:type="spellEnd"/>
+      <w:r>
+        <w:t>) is used to perform an online update, by making the following three calculations in order (where 𝛼, 𝛽, and 𝜅 are fixed TCP parameters):</w:t>
       </w:r>
     </w:p>
     <w:p>
@@ -2105,8 +2178,34 @@
         <w:ind w:left="435"/>
         <w:jc w:val="left"/>
       </w:pPr>
-      <w:r>
-        <w:t>Estimated_Deviation = (1−𝛽)×Estimated_Deviation+𝛽 ×|Estimated_RTT−Sample_RTT|</w:t>
+      <w:proofErr w:type="spellStart"/>
+      <w:r>
+        <w:t>Estimated_Deviation</w:t>
+      </w:r>
+      <w:proofErr w:type="spellEnd"/>
+      <w:r>
+        <w:t xml:space="preserve"> = (1−</w:t>
+      </w:r>
+      <w:proofErr w:type="gramStart"/>
+      <w:r>
+        <w:t>𝛽)×</w:t>
+      </w:r>
+      <w:proofErr w:type="spellStart"/>
+      <w:proofErr w:type="gramEnd"/>
+      <w:r>
+        <w:t>Estimated_Deviation</w:t>
+      </w:r>
+      <w:proofErr w:type="spellEnd"/>
+      <w:r>
+        <w:t>+𝛽 ×|</w:t>
+      </w:r>
+      <w:proofErr w:type="spellStart"/>
+      <w:r>
+        <w:t>Estimated_RTT−Sample_RTT</w:t>
+      </w:r>
+      <w:proofErr w:type="spellEnd"/>
+      <w:r>
+        <w:t>|</w:t>
       </w:r>
     </w:p>
     <w:p>
@@ -2115,9 +2214,32 @@
         <w:ind w:left="435"/>
         <w:jc w:val="left"/>
       </w:pPr>
-      <w:r>
-        <w:t>Estimated_RTT = (1−𝛼)×Estimated_RTT+𝛼×Sampled_RTT</w:t>
-      </w:r>
+      <w:proofErr w:type="spellStart"/>
+      <w:r>
+        <w:t>Estimated_RTT</w:t>
+      </w:r>
+      <w:proofErr w:type="spellEnd"/>
+      <w:r>
+        <w:t xml:space="preserve"> = (1−</w:t>
+      </w:r>
+      <w:proofErr w:type="gramStart"/>
+      <w:r>
+        <w:t>𝛼)×</w:t>
+      </w:r>
+      <w:proofErr w:type="spellStart"/>
+      <w:proofErr w:type="gramEnd"/>
+      <w:r>
+        <w:t>Estimated_RTT</w:t>
+      </w:r>
+      <w:proofErr w:type="spellEnd"/>
+      <w:r>
+        <w:t>+𝛼×</w:t>
+      </w:r>
+      <w:proofErr w:type="spellStart"/>
+      <w:r>
+        <w:t>Sampled_RTT</w:t>
+      </w:r>
+      <w:proofErr w:type="spellEnd"/>
     </w:p>
     <w:p>
       <w:pPr>
@@ -2125,9 +2247,27 @@
         <w:ind w:left="435"/>
         <w:jc w:val="left"/>
       </w:pPr>
-      <w:r>
-        <w:t>Estimated_Timeout (RTO) = Estimated_RTT+𝜅×Estimated_Deviation</w:t>
-      </w:r>
+      <w:proofErr w:type="spellStart"/>
+      <w:r>
+        <w:t>Estimated_Timeout</w:t>
+      </w:r>
+      <w:proofErr w:type="spellEnd"/>
+      <w:r>
+        <w:t xml:space="preserve"> (RTO) = </w:t>
+      </w:r>
+      <w:proofErr w:type="spellStart"/>
+      <w:r>
+        <w:t>Estimated_RTT</w:t>
+      </w:r>
+      <w:proofErr w:type="spellEnd"/>
+      <w:r>
+        <w:t>+𝜅×</w:t>
+      </w:r>
+      <w:proofErr w:type="spellStart"/>
+      <w:r>
+        <w:t>Estimated_Deviation</w:t>
+      </w:r>
+      <w:proofErr w:type="spellEnd"/>
     </w:p>
     <w:p>
       <w:pPr>
@@ -2135,7 +2275,23 @@
         <w:ind w:left="435"/>
       </w:pPr>
       <w:r>
-        <w:t>Now, suppose that we are a sender and have received a new ACK, and want to perform one step of RTO estimation. Let’s do each of the three calculations above in the following suparts. Assume that connections have been open and that there are no dropped packets.</w:t>
+        <w:t xml:space="preserve">Now, suppose that we are a sender and have received a new ACK, and want to perform one step of RTO estimation. Let’s do each of the three calculations above in the following </w:t>
+      </w:r>
+      <w:proofErr w:type="spellStart"/>
+      <w:r>
+        <w:t>suparts</w:t>
+      </w:r>
+      <w:proofErr w:type="spellEnd"/>
+      <w:r>
+        <w:t xml:space="preserve">. Assume that connections have been open and that there are no </w:t>
+      </w:r>
+      <w:proofErr w:type="gramStart"/>
+      <w:r>
+        <w:t>dropped</w:t>
+      </w:r>
+      <w:proofErr w:type="gramEnd"/>
+      <w:r>
+        <w:t xml:space="preserve"> packets.</w:t>
       </w:r>
     </w:p>
     <w:p>
@@ -2157,9 +2313,30 @@
         <w:ind w:left="440" w:firstLine="0"/>
         <w:jc w:val="left"/>
       </w:pPr>
+      <w:proofErr w:type="spellStart"/>
       <w:r>
         <w:lastRenderedPageBreak/>
-        <w:t>Estimated_Deviation was 50msec, and the previous Estimated_RTT was 70msec, what is the new Estimated_Deviation (using β = 0.5)?</w:t>
+        <w:t>Estimated_Deviation</w:t>
+      </w:r>
+      <w:proofErr w:type="spellEnd"/>
+      <w:r>
+        <w:t xml:space="preserve"> was 50msec, and the previous </w:t>
+      </w:r>
+      <w:proofErr w:type="spellStart"/>
+      <w:r>
+        <w:t>Estimated_RTT</w:t>
+      </w:r>
+      <w:proofErr w:type="spellEnd"/>
+      <w:r>
+        <w:t xml:space="preserve"> was 70msec, what is the new </w:t>
+      </w:r>
+      <w:proofErr w:type="spellStart"/>
+      <w:r>
+        <w:t>Estimated_Deviation</w:t>
+      </w:r>
+      <w:proofErr w:type="spellEnd"/>
+      <w:r>
+        <w:t xml:space="preserve"> (using β = 0.5)?</w:t>
       </w:r>
     </w:p>
     <w:p>
@@ -2168,11 +2345,33 @@
         <w:ind w:left="475"/>
         <w:jc w:val="left"/>
       </w:pPr>
+      <w:proofErr w:type="spellStart"/>
       <w:r>
         <w:rPr>
           <w:color w:val="0074D8"/>
         </w:rPr>
-        <w:t>Estimated_Deviation = 0.5×Estimated_Deviation +0.5×|Estimated_RTT−Sample_RTT|</w:t>
+        <w:t>Estimated_Deviation</w:t>
+      </w:r>
+      <w:proofErr w:type="spellEnd"/>
+      <w:r>
+        <w:rPr>
+          <w:color w:val="0074D8"/>
+        </w:rPr>
+        <w:t xml:space="preserve"> = 0.5×Estimated_Deviation +0.5×|</w:t>
+      </w:r>
+      <w:proofErr w:type="spellStart"/>
+      <w:r>
+        <w:rPr>
+          <w:color w:val="0074D8"/>
+        </w:rPr>
+        <w:t>Estimated_RTT−Sample_RTT</w:t>
+      </w:r>
+      <w:proofErr w:type="spellEnd"/>
+      <w:r>
+        <w:rPr>
+          <w:color w:val="0074D8"/>
+        </w:rPr>
+        <w:t>|</w:t>
       </w:r>
     </w:p>
     <w:p>
@@ -2193,14 +2392,42 @@
         <w:rPr>
           <w:color w:val="0074D8"/>
         </w:rPr>
-        <w:t>= 0.5×50 msec</w:t>
-      </w:r>
+        <w:t xml:space="preserve">= </w:t>
+      </w:r>
+      <w:proofErr w:type="gramStart"/>
       <w:r>
         <w:rPr>
           <w:color w:val="0074D8"/>
         </w:rPr>
+        <w:t>0.5×50</w:t>
+      </w:r>
+      <w:proofErr w:type="gramEnd"/>
+      <w:r>
+        <w:rPr>
+          <w:color w:val="0074D8"/>
+        </w:rPr>
+        <w:t xml:space="preserve"> msec</w:t>
+      </w:r>
+      <w:r>
+        <w:rPr>
+          <w:color w:val="0074D8"/>
+        </w:rPr>
         <w:tab/>
-        <w:t>+0.5×(70 msec</w:t>
+        <w:t>+0.5</w:t>
+      </w:r>
+      <w:proofErr w:type="gramStart"/>
+      <w:r>
+        <w:rPr>
+          <w:color w:val="0074D8"/>
+        </w:rPr>
+        <w:t>×(</w:t>
+      </w:r>
+      <w:proofErr w:type="gramEnd"/>
+      <w:r>
+        <w:rPr>
+          <w:color w:val="0074D8"/>
+        </w:rPr>
+        <w:t>70 msec</w:t>
       </w:r>
       <w:r>
         <w:rPr>
@@ -2229,7 +2456,31 @@
         <w:ind w:hanging="277"/>
       </w:pPr>
       <w:r>
-        <w:t>Still using the previous Estimated_RTT of 70msec, What will the new Estimated_RTT be (using α = 0.5)?</w:t>
+        <w:t xml:space="preserve">Still using the previous </w:t>
+      </w:r>
+      <w:proofErr w:type="spellStart"/>
+      <w:r>
+        <w:t>Estimated_RTT</w:t>
+      </w:r>
+      <w:proofErr w:type="spellEnd"/>
+      <w:r>
+        <w:t xml:space="preserve"> of 70msec, </w:t>
+      </w:r>
+      <w:proofErr w:type="gramStart"/>
+      <w:r>
+        <w:t>What</w:t>
+      </w:r>
+      <w:proofErr w:type="gramEnd"/>
+      <w:r>
+        <w:t xml:space="preserve"> will the new </w:t>
+      </w:r>
+      <w:proofErr w:type="spellStart"/>
+      <w:r>
+        <w:t>Estimated_RTT</w:t>
+      </w:r>
+      <w:proofErr w:type="spellEnd"/>
+      <w:r>
+        <w:t xml:space="preserve"> be (using α = 0.5)?</w:t>
       </w:r>
     </w:p>
     <w:p>
@@ -2238,11 +2489,47 @@
         <w:ind w:left="475"/>
         <w:jc w:val="left"/>
       </w:pPr>
+      <w:proofErr w:type="spellStart"/>
       <w:r>
         <w:rPr>
           <w:color w:val="0074D8"/>
         </w:rPr>
-        <w:t>Estimated_RTT = 0.5×70 msec+0.5×10msec = 40 msec</w:t>
+        <w:t>Estimated_RTT</w:t>
+      </w:r>
+      <w:proofErr w:type="spellEnd"/>
+      <w:r>
+        <w:rPr>
+          <w:color w:val="0074D8"/>
+        </w:rPr>
+        <w:t xml:space="preserve"> = </w:t>
+      </w:r>
+      <w:proofErr w:type="gramStart"/>
+      <w:r>
+        <w:rPr>
+          <w:color w:val="0074D8"/>
+        </w:rPr>
+        <w:t>0.5×70</w:t>
+      </w:r>
+      <w:proofErr w:type="gramEnd"/>
+      <w:r>
+        <w:rPr>
+          <w:color w:val="0074D8"/>
+        </w:rPr>
+        <w:t xml:space="preserve"> msec+</w:t>
+      </w:r>
+      <w:proofErr w:type="gramStart"/>
+      <w:r>
+        <w:rPr>
+          <w:color w:val="0074D8"/>
+        </w:rPr>
+        <w:t>0.5×10</w:t>
+      </w:r>
+      <w:proofErr w:type="gramEnd"/>
+      <w:r>
+        <w:rPr>
+          <w:color w:val="0074D8"/>
+        </w:rPr>
+        <w:t>msec = 40 msec</w:t>
       </w:r>
     </w:p>
     <w:p>
@@ -2288,7 +2575,15 @@
         <w:t xml:space="preserve">2.4 </w:t>
       </w:r>
       <w:r>
-        <w:t>What is the maximum theoretical rate of data transfer for this window size if the Estimated_RTT is what was previously estimated?</w:t>
+        <w:t xml:space="preserve">What is the maximum theoretical rate of data transfer for this window size if the </w:t>
+      </w:r>
+      <w:proofErr w:type="spellStart"/>
+      <w:r>
+        <w:t>Estimated_RTT</w:t>
+      </w:r>
+      <w:proofErr w:type="spellEnd"/>
+      <w:r>
+        <w:t xml:space="preserve"> is what was previously estimated?</w:t>
       </w:r>
     </w:p>
     <w:p>
@@ -2399,8 +2694,16 @@
         <w:rPr>
           <w:color w:val="0074D8"/>
         </w:rPr>
-        <w:t xml:space="preserve"> = 305 KBps</w:t>
-      </w:r>
+        <w:t xml:space="preserve"> = 305 </w:t>
+      </w:r>
+      <w:proofErr w:type="spellStart"/>
+      <w:r>
+        <w:rPr>
+          <w:color w:val="0074D8"/>
+        </w:rPr>
+        <w:t>KBps</w:t>
+      </w:r>
+      <w:proofErr w:type="spellEnd"/>
     </w:p>
     <w:p>
       <w:pPr>
@@ -2413,7 +2716,23 @@
         <w:t xml:space="preserve">2.5 </w:t>
       </w:r>
       <w:r>
-        <w:t>Assume 40msec is the Estimated_RTT. If the lowest bandwidth across this connection is 76.25 MBps, what is the smallest window that optimizes the question?</w:t>
+        <w:t xml:space="preserve">Assume 40msec is the </w:t>
+      </w:r>
+      <w:proofErr w:type="spellStart"/>
+      <w:r>
+        <w:t>Estimated_RTT</w:t>
+      </w:r>
+      <w:proofErr w:type="spellEnd"/>
+      <w:r>
+        <w:t xml:space="preserve">. If the lowest bandwidth across this connection is 76.25 </w:t>
+      </w:r>
+      <w:proofErr w:type="spellStart"/>
+      <w:r>
+        <w:t>MBps</w:t>
+      </w:r>
+      <w:proofErr w:type="spellEnd"/>
+      <w:r>
+        <w:t>, what is the smallest window that optimizes the question?</w:t>
       </w:r>
     </w:p>
     <w:p>
@@ -2421,7 +2740,7 @@
         <w:spacing w:after="494" w:line="267" w:lineRule="auto"/>
         <w:ind w:left="475" w:right="66"/>
         <w:rPr>
-          <w:rFonts w:eastAsiaTheme="minorEastAsia" w:hint="eastAsia"/>
+          <w:rFonts w:eastAsiaTheme="minorEastAsia"/>
         </w:rPr>
       </w:pPr>
       <w:r>
